--- a/src/Excelsior.Tests/Word/WordTableBuilderTests.ColumnHeadingStyleOverridesTableHeadingStyle.verified.docx
+++ b/src/Excelsior.Tests/Word/WordTableBuilderTests.ColumnHeadingStyleOverridesTableHeadingStyle.verified.docx
@@ -353,4 +353,16 @@
     </w:sectPr>
   </w:body>
 </w:document>
+</file>
+
+<file path=word/styles.xml><?xml version="1.0" encoding="utf-8"?>
+<w:styles xmlns:w="http://schemas.openxmlformats.org/wordprocessingml/2006/main">
+  <w:docDefaults>
+    <w:rPrDefault>
+      <w:rPr>
+        <w:rFonts w:ascii="Calibri" w:hAnsi="Calibri"/>
+      </w:rPr>
+    </w:rPrDefault>
+  </w:docDefaults>
+</w:styles>
 </file>
--- a/src/Excelsior.Tests/Word/WordTableBuilderTests.ColumnHeadingStyleOverridesTableHeadingStyle.verified.docx
+++ b/src/Excelsior.Tests/Word/WordTableBuilderTests.ColumnHeadingStyleOverridesTableHeadingStyle.verified.docx
@@ -18,6 +18,7 @@
           <w:bottom w:w="0" w:type="dxa"/>
           <w:end w:w="108" w:type="dxa"/>
         </w:tblCellMar>
+        <w:tblLook w:val="04A0" w:firstRow="true" w:lastRow="false" w:firstColumn="false" w:lastColumn="false" w:noHBand="false" w:noVBand="true"/>
       </w:tblPr>
       <w:tblGrid>
         <w:gridCol/>

--- a/src/Excelsior.Tests/Word/WordTableBuilderTests.ColumnHeadingStyleOverridesTableHeadingStyle.verified.docx
+++ b/src/Excelsior.Tests/Word/WordTableBuilderTests.ColumnHeadingStyleOverridesTableHeadingStyle.verified.docx
@@ -4,20 +4,8 @@
   <w:body>
     <w:tbl>
       <w:tblPr>
-        <w:tblBorders>
-          <w:top w:val="single" w:sz="4"/>
-          <w:bottom w:val="single" w:sz="4"/>
-          <w:left w:val="single" w:sz="4"/>
-          <w:right w:val="single" w:sz="4"/>
-          <w:insideH w:val="single" w:sz="4"/>
-          <w:insideV w:val="single" w:sz="4"/>
-        </w:tblBorders>
-        <w:tblCellMar>
-          <w:top w:w="0" w:type="dxa"/>
-          <w:start w:w="108" w:type="dxa"/>
-          <w:bottom w:w="0" w:type="dxa"/>
-          <w:end w:w="108" w:type="dxa"/>
-        </w:tblCellMar>
+        <w:tblStyle w:val="TableGrid"/>
+        <w:tblW w:w="5000" w:type="pct"/>
         <w:tblLook w:val="04A0" w:firstRow="true" w:lastRow="false" w:firstColumn="false" w:lastColumn="false" w:noHBand="false" w:noVBand="true"/>
       </w:tblPr>
       <w:tblGrid>
@@ -354,4 +342,42 @@
     </w:sectPr>
   </w:body>
 </w:document>
+</file>
+
+<file path=word/styles.xml><?xml version="1.0" encoding="utf-8"?>
+<w:styles xmlns:w="http://schemas.openxmlformats.org/wordprocessingml/2006/main">
+  <w:style w:type="table" w:styleId="TableNormal" w:default="true">
+    <w:name w:val="Normal Table"/>
+    <w:uiPriority w:val="99"/>
+    <w:semiHidden/>
+    <w:unhideWhenUsed/>
+    <w:tblPr>
+      <w:tblInd w:w="0" w:type="dxa"/>
+      <w:tblCellMar>
+        <w:top w:w="0" w:type="dxa"/>
+        <w:start w:w="108" w:type="dxa"/>
+        <w:bottom w:w="0" w:type="dxa"/>
+        <w:end w:w="108" w:type="dxa"/>
+      </w:tblCellMar>
+    </w:tblPr>
+  </w:style>
+  <w:style w:type="table" w:styleId="TableGrid">
+    <w:name w:val="Table Grid"/>
+    <w:basedOn w:val="TableNormal"/>
+    <w:uiPriority w:val="39"/>
+    <w:pPr>
+      <w:spacing w:after="0" w:line="240" w:lineRule="auto"/>
+    </w:pPr>
+    <w:tblPr>
+      <w:tblBorders>
+        <w:top w:val="single" w:color="auto" w:sz="4" w:space="0"/>
+        <w:left w:val="single" w:color="auto" w:sz="4" w:space="0"/>
+        <w:bottom w:val="single" w:color="auto" w:sz="4" w:space="0"/>
+        <w:right w:val="single" w:color="auto" w:sz="4" w:space="0"/>
+        <w:insideH w:val="single" w:color="auto" w:sz="4" w:space="0"/>
+        <w:insideV w:val="single" w:color="auto" w:sz="4" w:space="0"/>
+      </w:tblBorders>
+    </w:tblPr>
+  </w:style>
+</w:styles>
 </file>
--- a/src/Excelsior.Tests/Word/WordTableBuilderTests.ColumnHeadingStyleOverridesTableHeadingStyle.verified.docx
+++ b/src/Excelsior.Tests/Word/WordTableBuilderTests.ColumnHeadingStyleOverridesTableHeadingStyle.verified.docx
@@ -24,7 +24,7 @@
           </w:tcPr>
           <w:p>
             <w:pPr>
-              <w:jc w:val="center"/>
+              <w:jc w:val="left"/>
             </w:pPr>
             <w:r>
               <w:rPr>
@@ -40,7 +40,7 @@
           </w:tcPr>
           <w:p>
             <w:pPr>
-              <w:jc w:val="center"/>
+              <w:jc w:val="left"/>
             </w:pPr>
             <w:r>
               <w:rPr>
@@ -56,7 +56,7 @@
           </w:tcPr>
           <w:p>
             <w:pPr>
-              <w:jc w:val="center"/>
+              <w:jc w:val="left"/>
             </w:pPr>
             <w:r>
               <w:rPr>
@@ -72,7 +72,7 @@
           </w:tcPr>
           <w:p>
             <w:pPr>
-              <w:jc w:val="center"/>
+              <w:jc w:val="left"/>
             </w:pPr>
             <w:r>
               <w:rPr>
@@ -88,7 +88,7 @@
           </w:tcPr>
           <w:p>
             <w:pPr>
-              <w:jc w:val="center"/>
+              <w:jc w:val="left"/>
             </w:pPr>
             <w:r>
               <w:rPr>
@@ -104,7 +104,7 @@
           </w:tcPr>
           <w:p>
             <w:pPr>
-              <w:jc w:val="center"/>
+              <w:jc w:val="left"/>
             </w:pPr>
             <w:r>
               <w:rPr>
@@ -120,7 +120,7 @@
           </w:tcPr>
           <w:p>
             <w:pPr>
-              <w:jc w:val="center"/>
+              <w:jc w:val="left"/>
             </w:pPr>
             <w:r>
               <w:rPr>
